--- a/downloads/Investment_Memorandum_FABIAN.docx
+++ b/downloads/Investment_Memorandum_FABIAN.docx
@@ -240,7 +240,7 @@
                 <w:color w:val="0A0E27"/>
                 <w:sz w:val="22"/>
               </w:rPr>
-              <w:t>Идрис Аслан Анзорович</w:t>
+              <w:t>Абдул-Хаким Кагиров</w:t>
             </w:r>
           </w:p>
         </w:tc>
@@ -541,7 +541,7 @@
           <w:color w:val="0A0E27"/>
           <w:sz w:val="22"/>
         </w:rPr>
-        <w:t xml:space="preserve"> Идрис Аслан Анзорович </w:t>
+        <w:t xml:space="preserve"> Абдул-Хаким Кагиров </w:t>
       </w:r>
       <w:r>
         <w:rPr>
@@ -3065,7 +3065,7 @@
                 <w:color w:val="0A0E27"/>
                 <w:sz w:val="19"/>
               </w:rPr>
-              <w:t>Координатор проекта (Идрис А.А.)</w:t>
+              <w:t>Координатор проекта (Кагиров А.-Х.)</w:t>
             </w:r>
           </w:p>
         </w:tc>
@@ -19228,7 +19228,7 @@
           <w:color w:val="0A0E27"/>
           <w:sz w:val="22"/>
         </w:rPr>
-        <w:t>Идрис Аслан Анзорович — Координатор проекта / Executive Partner</w:t>
+        <w:t>Абдул-Хаким Кагиров — Координатор проекта / Executive Partner</w:t>
       </w:r>
       <w:r>
         <w:rPr>
@@ -21962,7 +21962,7 @@
           <w:color w:val="0A0E27"/>
           <w:sz w:val="22"/>
         </w:rPr>
-        <w:t xml:space="preserve"> Идрис Аслан Анзорович Email: aslankaa@yandex.ru Телефоны: +7 (969) 795-55-55, +7 (925) 203-77-77 Телефон: +7 (969) 795-55-55 / +7 (925) 203-77-77 Сайт: aslankaa.com</w:t>
+        <w:t xml:space="preserve"> Абдул-Хаким Кагиров Email: aslankaa@yandex.ru Телефоны: +7 (969) 795-55-55, +7 (925) 203-77-77 Телефон: +7 (969) 795-55-55 / +7 (925) 203-77-77 Сайт: aslankaa.com</w:t>
       </w:r>
     </w:p>
     <w:p>
@@ -26334,7 +26334,7 @@
           <w:color w:val="0A0E27"/>
           <w:sz w:val="22"/>
         </w:rPr>
-        <w:t>Координатор: Идрис Аслан Анзорович, aslankaa@yandex.ru.</w:t>
+        <w:t>Координатор: Абдул-Хаким Кагиров, aslankaa@yandex.ru.</w:t>
       </w:r>
     </w:p>
     <w:sectPr>
